--- a/L3 2026 Agentic Platform Instructor Materials/instructor-guides/06 Supervisor subagents and parallel coordination.docx
+++ b/L3 2026 Agentic Platform Instructor Materials/instructor-guides/06 Supervisor subagents and parallel coordination.docx
@@ -1013,7 +1013,7 @@
     </w:p>
     <w:p>
       <w:r>
-        <w:t xml:space="preserve">Give your coding agent access to the supplied incident-platform.zip or the reference repository in the </w:t>
+        <w:t xml:space="preserve">Learners need two things: their own project repository in the course GitLab group, and the public </w:t>
       </w:r>
       <w:hyperlink r:id="rId10">
         <w:r>
@@ -1021,11 +1021,11 @@
             <w:color w:val="1155CC"/>
             <w:u w:val="single"/>
           </w:rPr>
-          <w:t>course materials folder</w:t>
+          <w:t>course kit</w:t>
         </w:r>
       </w:hyperlink>
       <w:r>
-        <w:t>. Ask it to preserve the embedded checkpoint history and identify the learner project separately from the reference.</w:t>
+        <w:t>, which holds the starter project and, for each lesson, the given files and the check pack. The kit contains no solutions; the reference checkpoints stay with the instructor as the answer key.</w:t>
       </w:r>
     </w:p>
     <w:p>
@@ -1045,12 +1045,12 @@
         <w:t xml:space="preserve">PROMPT </w:t>
       </w:r>
       <w:r>
-        <w:t>Prepare my Python learner project for Lesson 06, starting from lesson-05. Locate the supplied reference repository and my existing work; ask for their locations if needed. Preserve my changes and handle repository setup, dependency installation and environment configuration yourself. Use the pinned Python 3.12 environment and offline mock provider. Establish the starting checkpoint without adding this lesson yet. Run the baseline checks and report the workspace, checkpoint, results and any missing prerequisites. Do not ask me to run terminal commands.</w:t>
+        <w:t>Prepare my learner project for Lesson 06. Open my project repository in my course GitLab group, cloning it into ~/agentic-course/my-platform if it is not there, and confirm it holds my completed lesson-05 work with all its checks passing. Update my read-only copy of the course kit in ~/agentic-course/kit, cloning it from https://github.com/maxvpavlov/agentic-platforms-kit if it is missing. Use the pinned Python 3.12 environment and the offline mock provider. Do not add this lesson's work yet. Report the project location, its current checkpoint, the test results and any missing prerequisites. Do not ask me to run terminal commands.</w:t>
       </w:r>
     </w:p>
     <w:p>
       <w:r>
-        <w:t>Next, orient the coding agent to the reference while preserving your work.</w:t>
+        <w:t>Next, have the coding agent read this lesson's check pack and add it to the project before any code is written.</w:t>
       </w:r>
     </w:p>
     <w:p>
@@ -1065,7 +1065,7 @@
         <w:t xml:space="preserve">PROMPT </w:t>
       </w:r>
       <w:r>
-        <w:t>Compare my current project with lesson-05 and prepare a read-only view of lesson-06 for this lesson. Preserve my work while arranging any isolation needed. Identify differences, relevant files and the expected capability. Explain the implementation sequence before we begin; do not replace my project with the finished reference or add later lessons.</w:t>
+        <w:t>Read lessons/06 in the course kit: its README, the given files and the check pack. Copy the given files and the check pack into my project exactly as the README says, without changing them, and commit that. Then list the interfaces my code must provide, which checks now fail and why, and the capability they verify. Explain the implementation sequence before we begin. Do not write the implementation yet, and do not look for or use a finished solution.</w:t>
       </w:r>
     </w:p>
     <w:p>
@@ -1076,7 +1076,7 @@
         <w:t xml:space="preserve">Instructor readiness </w:t>
       </w:r>
       <w:r>
-        <w:t>Have your coding agent rehearse the completed reference and prepare the current tests, fixtures and lab runner before class. Tests may fail until the capability is implemented. During class, use one bounded prompt at a time; learners inspect the change, explain the control decision and review the check evidence.</w:t>
+        <w:t>Rehearse the session with a learner project built from the course kit, so you see what learners see: the check pack fails until each capability is built. The reference checkpoint remains your answer key for the excerpts below. In class, use one bounded prompt at a time; learners inspect the change, explain the control decision and review the check evidence.</w:t>
       </w:r>
     </w:p>
     <w:p>
@@ -1806,7 +1806,7 @@
         <w:t xml:space="preserve">PROMPT </w:t>
       </w:r>
       <w:r>
-        <w:t>For Lesson 06, continue in my learner project. Implement the bounded delegate schema, the offline planning fixture and the delegate method in incident/supervisor.py. Accept only known roles, stable task IDs and bounded objectives. Map each role to a fixed tool set, refuse capabilities the parent lacks, reuse identical contracts and reject a changed objective under the same task ID. Give each child a new run ID, the parent's ID, only its role's tools and no approvals. Label offline planning separately from live model planning. Use lesson-06 read-only to check compatibility. Preserve earlier behaviour, run relevant checks and show the change and observed evidence. Stop at this step.</w:t>
+        <w:t>For Lesson 06, continue in my learner project. Implement the bounded delegate schema, the given offline planning fixture, SupervisorProvider, and the delegate method in incident/supervisor.py. Accept only known roles, stable task IDs and bounded objectives. Map each role to a fixed tool set, refuse capabilities the parent lacks, reuse identical contracts and reject a changed objective under the same task ID. Give each child a new run ID, the parent's ID, only its role's tools and no approvals. Label offline planning separately from live model planning. Build to the interfaces the Lesson 06 check pack uses, and do not edit the check pack or the given files. Preserve earlier behaviour, run relevant checks and show the change and observed evidence. Stop at this step.</w:t>
       </w:r>
     </w:p>
     <w:p>
@@ -1905,7 +1905,7 @@
         <w:t xml:space="preserve">PAUSE </w:t>
       </w:r>
       <w:r>
-        <w:t>Have learners identify the boundary in their agent’s change and explain the expected failure behaviour. Compare it with the reference snapshot before accepting the change.</w:t>
+        <w:t>Have learners identify the boundary in their agent’s change and explain the expected failure behaviour. Compare it with the reference excerpt before accepting the change.</w:t>
       </w:r>
     </w:p>
     <w:p>
@@ -1950,7 +1950,7 @@
         <w:t xml:space="preserve">PROMPT </w:t>
       </w:r>
       <w:r>
-        <w:t>For Lesson 06, continue in my learner project. Implement shared budget reservation and settlement with depth, agent-count and token limits. Reserve before starting a child, give it bounded limits, settle from reported usage and charge the full reservation when usage is missing. Demonstrate a plan that exceeds the agent-count allowance, preserving completed evidence and reporting the incomplete result honestly. Note that the parent's own usage is outside this pool. Use lesson-06 read-only to check compatibility. Preserve earlier behaviour, run relevant checks and show the change and observed evidence. Stop at this step.</w:t>
+        <w:t>For Lesson 06, continue in my learner project. Implement shared budget reservation and settlement with depth, agent-count and token limits. Reserve before starting a child, give it bounded limits, settle from reported usage and charge the full reservation when usage is missing. Demonstrate a plan that exceeds the agent-count allowance, preserving completed evidence and reporting the incomplete result honestly. Note that the parent's own usage is outside this pool. Build to the interfaces the Lesson 06 check pack uses, and do not edit the check pack or the given files. Preserve earlier behaviour, run relevant checks and show the change and observed evidence. Stop at this step.</w:t>
       </w:r>
     </w:p>
     <w:p>
@@ -2053,7 +2053,7 @@
         <w:t xml:space="preserve">PAUSE </w:t>
       </w:r>
       <w:r>
-        <w:t>Have learners identify the boundary in their agent’s change and explain the expected failure behaviour. Compare it with the reference snapshot before accepting the change.</w:t>
+        <w:t>Have learners identify the boundary in their agent’s change and explain the expected failure behaviour. Compare it with the reference excerpt before accepting the change.</w:t>
       </w:r>
     </w:p>
     <w:p>
@@ -2098,7 +2098,7 @@
         <w:t xml:space="preserve">PROMPT </w:t>
       </w:r>
       <w:r>
-        <w:t>For Lesson 06, continue in my learner project. Implement WorkItem and schedule in incident/coordination.py. Reject duplicate IDs, unknown dependencies and cycles before launching work, respect the concurrency limit, block dependants of failed work, and at the deadline keep completed results, cancel and await the rest and report partial status. Add an optional batch hook to the runtime and a supervisor adapter that sends pending delegate calls through the scheduler without bypassing delegate's checks. Compare sequential and parallel runs with the same injected latency. Use lesson-06 read-only to check compatibility. Preserve earlier behaviour, run relevant checks and show the change and observed evidence. Stop at this step.</w:t>
+        <w:t>For Lesson 06, continue in my learner project. Implement WorkItem and schedule in incident/coordination.py. Reject duplicate IDs, unknown dependencies and cycles before launching work, respect the concurrency limit, block dependants of failed work, and at the deadline keep completed results, cancel and await the rest and report partial status. Add an optional batch hook to the runtime and a supervisor adapter that sends pending delegate calls through the scheduler without bypassing delegate's checks. Compare sequential and parallel runs with the same injected latency. Build to the interfaces the Lesson 06 check pack uses, and do not edit the check pack or the given files. Preserve earlier behaviour, run relevant checks and show the change and observed evidence. Stop at this step.</w:t>
       </w:r>
     </w:p>
     <w:p>
@@ -2213,7 +2213,7 @@
         <w:t xml:space="preserve">PAUSE </w:t>
       </w:r>
       <w:r>
-        <w:t>Have learners identify the boundary in their agent’s change and explain the expected failure behaviour. Compare it with the reference snapshot before accepting the change.</w:t>
+        <w:t>Have learners identify the boundary in their agent’s change and explain the expected failure behaviour. Compare it with the reference excerpt before accepting the change.</w:t>
       </w:r>
     </w:p>
     <w:p>
@@ -2258,7 +2258,7 @@
         <w:t xml:space="preserve">PROMPT </w:t>
       </w:r>
       <w:r>
-        <w:t>For Lesson 06, continue in my learner project. Implement typed reply correlation and bounded producer-reviewer coordination in incident/coordination.py. Require matching correlation, task and artifact identity and the next version. Give one component ownership of saving the reviewed artifact and escalate review that does not converge within its round limit, keeping the history. Complete the Session 06 lab and tests, including a deadline-cancelled worker, a stale reply and a reviewer that never accepts. Use lesson-06 read-only to check compatibility. Preserve earlier behaviour, run relevant checks and show the change and observed evidence. Stop at this step.</w:t>
+        <w:t>For Lesson 06, continue in my learner project. Implement typed reply correlation and bounded producer-reviewer coordination in incident/coordination.py. Require matching correlation, task and artifact identity and the next version. Give one component ownership of saving the reviewed artifact and escalate review that does not converge within its round limit, keeping the history. Make the Session 06 check pack pass, including a deadline-cancelled worker, a stale reply and a reviewer that never accepts. Build to the interfaces the Lesson 06 check pack uses, and do not edit the check pack or the given files. Preserve earlier behaviour, run relevant checks and show the change and observed evidence. Stop at this step.</w:t>
       </w:r>
     </w:p>
     <w:p>
@@ -2359,7 +2359,7 @@
         <w:t xml:space="preserve">PAUSE </w:t>
       </w:r>
       <w:r>
-        <w:t>Have learners identify the boundary in their agent’s change and explain the expected failure behaviour. Compare it with the reference snapshot before accepting the change.</w:t>
+        <w:t>Have learners identify the boundary in their agent’s change and explain the expected failure behaviour. Compare it with the reference excerpt before accepting the change.</w:t>
       </w:r>
     </w:p>
     <w:p>
@@ -2407,7 +2407,7 @@
         <w:t xml:space="preserve">PROMPT </w:t>
       </w:r>
       <w:r>
-        <w:t>Verify my Lesson 06 implementation against its completion criteria. Update the checkpoint indicator in incident/__init__.py to 6 only when the required capability is present. Run tests/test_lesson06.py, the Session 06 demonstration and the existing regression suite using the offline provider. Keep the expected outcomes unchanged. Report checks actually executed, failures, relevant output and any untested integration. Explain the result and save a recoverable checkpoint of my work. Do not equate an unrun or skipped check with a pass.</w:t>
+        <w:t>Verify my Lesson 06 implementation against its completion criteria. Update the checkpoint indicator in incident/__init__.py to 6 only when the required capability is present. Run the Lesson 06 check pack, which includes tests/test_lesson06.py and the Session 06 demonstration, and the full regression suite, all unchanged and using the offline provider. Keep the expected outcomes unchanged. Report checks actually executed, failures, relevant output and any untested integration. Explain the result, then commit my work and push it to my GitLab repository. Do not equate an unrun or skipped check with a pass.</w:t>
       </w:r>
     </w:p>
     <w:p>
@@ -2599,7 +2599,7 @@
     </w:p>
     <w:p>
       <w:r>
-        <w:t>The independently unpacked lesson-06 checkpoint passed its full test suite and this lesson demo. Recorded test result: 25 passed in 1.81s. Have your coding agent save a recoverable learner checkpoint and retain the comparison with lesson-06 (299316a).</w:t>
+        <w:t>The independently unpacked lesson-06 checkpoint passed its full test suite and this lesson demo, and so does the Lesson 06 check pack from the course kit. Recorded test result: 25 passed in 1.81s. Learners commit and push their checkpoint to their GitLab repository; lesson-06 (299316a) remains the instructor's answer key.</w:t>
       </w:r>
     </w:p>
     <w:p>
@@ -2612,7 +2612,7 @@
     </w:p>
     <w:p>
       <w:r>
-        <w:t>Use this inventory to scope the coding agent’s work. It includes core files, lab scaffolding, acceptance tests and checkpoint metadata. Ask the agent to explain any additional file changes it needs.</w:t>
+        <w:t>In the reference, this checkpoint changed the files below. Learners write the implementation files themselves; the lab, the tests and any given files arrive in the Lesson 06 check pack. Ask the agent to explain any additional file changes it needs.</w:t>
       </w:r>
     </w:p>
     <w:p>
@@ -2675,7 +2675,7 @@
         <w:t xml:space="preserve">PROMPT </w:t>
       </w:r>
       <w:r>
-        <w:t>Compare my completed Lesson 06 work with reference lesson-06. Show the changed files, interfaces and important behavioural differences. Explain how each completion criterion is met with code or test evidence. Preserve deliberate learner improvements and earlier capabilities; do not overwrite my work merely to obtain a textually identical copy.</w:t>
+        <w:t>Review my completed Lesson 06 work against the Lesson 06 check pack and completion criteria. Show the files I changed and the interfaces I provide, and explain how each completion criterion is met with code or test evidence. Point out where my design makes a different choice from the one the lesson presents, and what that choice costs or gains. Preserve deliberate improvements and earlier capabilities.</w:t>
       </w:r>
     </w:p>
     <w:p>

--- a/L3 2026 Agentic Platform Instructor Materials/instructor-guides/06 Supervisor subagents and parallel coordination.docx
+++ b/L3 2026 Agentic Platform Instructor Materials/instructor-guides/06 Supervisor subagents and parallel coordination.docx
@@ -1013,7 +1013,7 @@
     </w:p>
     <w:p>
       <w:r>
-        <w:t xml:space="preserve">Learners need two things: their own project repository in the course GitLab group, and the public </w:t>
+        <w:t xml:space="preserve">Learners need two things: their own project repository in the course GitLab group, and the </w:t>
       </w:r>
       <w:hyperlink r:id="rId10">
         <w:r>
@@ -1021,11 +1021,11 @@
             <w:color w:val="1155CC"/>
             <w:u w:val="single"/>
           </w:rPr>
-          <w:t>course kit</w:t>
+          <w:t>learner kit</w:t>
         </w:r>
       </w:hyperlink>
       <w:r>
-        <w:t>, which holds the starter project and, for each lesson, the given files and the check pack. The kit contains no solutions; the reference checkpoints stay with the instructor as the answer key.</w:t>
+        <w:t xml:space="preserve"> in the public course repository, which holds the starter project and, for each lesson, the given files and the check pack. Learners build their own implementation; the reference checkpoints in the same repository are the instructor's answer key.</w:t>
       </w:r>
     </w:p>
     <w:p>
@@ -1045,7 +1045,7 @@
         <w:t xml:space="preserve">PROMPT </w:t>
       </w:r>
       <w:r>
-        <w:t>Prepare my learner project for Lesson 06. Open my project repository in my course GitLab group, cloning it into ~/agentic-course/my-platform if it is not there, and confirm it holds my completed lesson-05 work with all its checks passing. Update my read-only copy of the course kit in ~/agentic-course/kit, cloning it from https://github.com/maxvpavlov/agentic-platforms-kit if it is missing. Use the pinned Python 3.12 environment and the offline mock provider. Do not add this lesson's work yet. Report the project location, its current checkpoint, the test results and any missing prerequisites. Do not ask me to run terminal commands.</w:t>
+        <w:t>Prepare my learner project for Lesson 06. Open my project repository in my course GitLab group, cloning it into ~/agentic-course/my-platform if it is not there, and confirm it holds my completed lesson-05 work with all its checks passing. Update my read-only copy of the course repository in ~/agentic-course/course, cloning it from https://github.com/maxvpavlov/ciklum-innovate-l3-2026 if it is missing; its learner-kit folder is the course kit. Use the pinned Python 3.12 environment and the offline mock provider. Do not add this lesson's work yet. Report the project location, its current checkpoint, the test results and any missing prerequisites. Do not ask me to run terminal commands.</w:t>
       </w:r>
     </w:p>
     <w:p>
@@ -1065,7 +1065,7 @@
         <w:t xml:space="preserve">PROMPT </w:t>
       </w:r>
       <w:r>
-        <w:t>Read lessons/06 in the course kit: its README, the given files and the check pack. Copy the given files and the check pack into my project exactly as the README says, without changing them, and commit that. Then list the interfaces my code must provide, which checks now fail and why, and the capability they verify. Explain the implementation sequence before we begin. Do not write the implementation yet, and do not look for or use a finished solution.</w:t>
+        <w:t>Read learner-kit/lessons/06 in the course repository: its README, the given files and the check pack. Copy the given files and the check pack into my project exactly as the README says, without changing them, and commit that. Then list the interfaces my code must provide, which checks now fail and why, and the capability they verify. Explain the implementation sequence before we begin. Do not write the implementation yet, and do not look for or use a finished solution.</w:t>
       </w:r>
     </w:p>
     <w:p>

--- a/L3 2026 Agentic Platform Instructor Materials/instructor-guides/06 Supervisor subagents and parallel coordination.docx
+++ b/L3 2026 Agentic Platform Instructor Materials/instructor-guides/06 Supervisor subagents and parallel coordination.docx
@@ -1065,7 +1065,7 @@
         <w:t xml:space="preserve">PROMPT </w:t>
       </w:r>
       <w:r>
-        <w:t>Read learner-kit/lessons/06 in the course repository: its README, the given files and the check pack. Copy the given files and the check pack into my project exactly as the README says, without changing them, and commit that. Then list the interfaces my code must provide, which checks now fail and why, and the capability they verify. Explain the implementation sequence before we begin. Do not write the implementation yet, and do not look for or use a finished solution.</w:t>
+        <w:t>Read learner-kit/lessons/06 in the course repository: its README, the given files and the check pack. Copy the whole given files and the check pack into my project exactly as the README says, without changing them, and commit that; a given definition that must be pasted into a module is added in the build step that creates or changes that module. Then run the tests and report what fails and why: at first this lesson's test file may fail to import, because the modules it needs do not exist yet. List the interfaces my code must provide, with the exact names, signatures, fields and error codes the tests use, and the capability they verify. Explain the implementation sequence before we begin. Do not write the implementation yet, and do not look for or use a finished solution.</w:t>
       </w:r>
     </w:p>
     <w:p>
@@ -2381,7 +2381,7 @@
         <w:t xml:space="preserve">PROMPT </w:t>
       </w:r>
       <w:r>
-        <w:t>Help me carry out the Lesson 06 learner exercise in my existing project: Reduce max_agents to one, request a log worker from a parent with only runbook access, and reuse a task ID with a changed objective. Then schedule two independent tasks and one dependent task, inject a slow worker and a failed predecessor, and submit a stale reply. Explain each result and compare the two-worker run with the single-agent baseline. First state the expected outcomes, then run the experiment in a recoverable state. Show the observed results and explain any discrepancy. Keep the original acceptance criteria and restore temporary experiments when finished.</w:t>
+        <w:t>Help me carry out the Lesson 06 learner exercise in my existing project: Reduce max_agents to one, request a log worker from a parent with only runbook access, and reuse a task ID with a changed objective. Then schedule two independent tasks and one dependent task, inject a slow worker and a failed predecessor, and submit a stale reply. Explain each result and compare the two-worker run with the single-agent baseline. First state the expected outcomes, then run the experiment in a throwaway script outside tests/, or from a clean Git state you can restore. Show the observed results and explain any discrepancy. Keep the original acceptance criteria and restore temporary experiments when finished.</w:t>
       </w:r>
     </w:p>
     <w:p>
@@ -2407,7 +2407,7 @@
         <w:t xml:space="preserve">PROMPT </w:t>
       </w:r>
       <w:r>
-        <w:t>Verify my Lesson 06 implementation against its completion criteria. Update the checkpoint indicator in incident/__init__.py to 6 only when the required capability is present. Run the Lesson 06 check pack, which includes tests/test_lesson06.py and the Session 06 demonstration, and the full regression suite, all unchanged and using the offline provider. Keep the expected outcomes unchanged. Report checks actually executed, failures, relevant output and any untested integration. Explain the result, then commit my work and push it to my GitLab repository. Do not equate an unrun or skipped check with a pass.</w:t>
+        <w:t>Verify my Lesson 06 implementation against its completion criteria. Update the checkpoint indicator in incident/__init__.py to 6 only when the required capability is present. Run the full test suite, which includes the Lesson 06 check pack and every earlier lesson's tests, and then the Session 06 demonstration with python -m incident.lab 6, all unchanged and using the offline provider. Confirm that the passing count matches the one in the Lesson 06 check pack README. Keep the expected outcomes unchanged. Report checks actually executed, failures, relevant output and any untested integration. Explain the result, then commit my work and push it to my GitLab repository. Do not equate an unrun or skipped check with a pass.</w:t>
       </w:r>
     </w:p>
     <w:p>
@@ -2675,7 +2675,7 @@
         <w:t xml:space="preserve">PROMPT </w:t>
       </w:r>
       <w:r>
-        <w:t>Review my completed Lesson 06 work against the Lesson 06 check pack and completion criteria. Show the files I changed and the interfaces I provide, and explain how each completion criterion is met with code or test evidence. Point out where my design makes a different choice from the one the lesson presents, and what that choice costs or gains. Preserve deliberate improvements and earlier capabilities.</w:t>
+        <w:t>Review my completed Lesson 06 work against the Lesson 06 check pack and completion criteria. Show the files I changed and the interfaces I provide, and explain how each completion criterion is met with code or test evidence. Point out the design choices I made that the check pack does not force, and what each one costs or gains. Preserve deliberate improvements and earlier capabilities.</w:t>
       </w:r>
     </w:p>
     <w:p>

--- a/L3 2026 Agentic Platform Instructor Materials/instructor-guides/06 Supervisor subagents and parallel coordination.docx
+++ b/L3 2026 Agentic Platform Instructor Materials/instructor-guides/06 Supervisor subagents and parallel coordination.docx
@@ -2407,7 +2407,7 @@
         <w:t xml:space="preserve">PROMPT </w:t>
       </w:r>
       <w:r>
-        <w:t>Verify my Lesson 06 implementation against its completion criteria. Update the checkpoint indicator in incident/__init__.py to 6 only when the required capability is present. Run the full test suite, which includes the Lesson 06 check pack and every earlier lesson's tests, and then the Session 06 demonstration with python -m incident.lab 6, all unchanged and using the offline provider. Confirm that the passing count matches the one in the Lesson 06 check pack README. Keep the expected outcomes unchanged. Report checks actually executed, failures, relevant output and any untested integration. Explain the result, then commit my work and push it to my GitLab repository. Do not equate an unrun or skipped check with a pass.</w:t>
+        <w:t>Verify my Lesson 06 implementation against its completion criteria. Update the checkpoint indicator in incident/__init__.py to 6 only when the required capability is present. Run the full test suite, which includes the Lesson 06 check pack and every earlier lesson's tests, and then the Session 06 demonstration with python -m incident.lab 6, all unchanged and using the offline provider (MODEL_PROVIDER unset or set to mock). Confirm that the passing count matches the one in the Lesson 06 check pack README. Keep the expected outcomes unchanged. Report checks actually executed, failures, relevant output and any untested integration. Explain the result, then commit my work and push it to my GitLab repository. Do not equate an unrun or skipped check with a pass.</w:t>
       </w:r>
     </w:p>
     <w:p>

--- a/L3 2026 Agentic Platform Instructor Materials/instructor-guides/06 Supervisor subagents and parallel coordination.docx
+++ b/L3 2026 Agentic Platform Instructor Materials/instructor-guides/06 Supervisor subagents and parallel coordination.docx
@@ -1013,7 +1013,7 @@
     </w:p>
     <w:p>
       <w:r>
-        <w:t xml:space="preserve">Learners need two things: their own project repository in the course GitLab group, and the </w:t>
+        <w:t xml:space="preserve">Learners need two things: their own project repository in the course GitLab group on gitlab.ciklum.net, and the </w:t>
       </w:r>
       <w:hyperlink r:id="rId10">
         <w:r>
@@ -1045,7 +1045,7 @@
         <w:t xml:space="preserve">PROMPT </w:t>
       </w:r>
       <w:r>
-        <w:t>Prepare my learner project for Lesson 06. Open my project repository in my course GitLab group, cloning it into ~/agentic-course/my-platform if it is not there, and confirm it holds my completed lesson-05 work with all its checks passing. Update my read-only copy of the course repository in ~/agentic-course/course, cloning it from https://github.com/maxvpavlov/ciklum-innovate-l3-2026 if it is missing; its learner-kit folder is the course kit. Use the pinned Python 3.12 environment and the offline mock provider. Do not add this lesson's work yet. Report the project location, its current checkpoint, the test results and any missing prerequisites. Do not ask me to run terminal commands.</w:t>
+        <w:t>Prepare my learner project for Lesson 06. Open my project repository in my course GitLab group on gitlab.ciklum.net, cloning it into ~/agentic-course/my-platform if it is not there, and confirm it holds my completed lesson-05 work with all its checks passing. Update my read-only copy of the course repository in ~/agentic-course/course, cloning it from https://github.com/maxvpavlov/ciklum-innovate-l3-2026 if it is missing; its learner-kit folder is the course kit. Use the pinned Python 3.12 environment and the offline mock provider. Do not add this lesson's work yet. Report the project location, its current checkpoint, the test results and any missing prerequisites. Do not ask me to run terminal commands.</w:t>
       </w:r>
     </w:p>
     <w:p>
@@ -2407,7 +2407,7 @@
         <w:t xml:space="preserve">PROMPT </w:t>
       </w:r>
       <w:r>
-        <w:t>Verify my Lesson 06 implementation against its completion criteria. Update the checkpoint indicator in incident/__init__.py to 6 only when the required capability is present. Run the full test suite, which includes the Lesson 06 check pack and every earlier lesson's tests, and then the Session 06 demonstration with python -m incident.lab 6, all unchanged and using the offline provider (MODEL_PROVIDER unset or set to mock). Confirm that the passing count matches the one in the Lesson 06 check pack README. Keep the expected outcomes unchanged. Report checks actually executed, failures, relevant output and any untested integration. Explain the result, then commit my work and push it to my GitLab repository. Do not equate an unrun or skipped check with a pass.</w:t>
+        <w:t>Verify my Lesson 06 implementation against its completion criteria. Update the checkpoint indicator in incident/__init__.py to 6 only when the required capability is present. Run the full test suite, which includes the Lesson 06 check pack and every earlier lesson's tests, and then the Session 06 demonstration with python -m incident.lab 6, all unchanged and using the offline provider (MODEL_PROVIDER unset or set to mock). Confirm that the passing count matches the one in the Lesson 06 check pack README. Keep the expected outcomes unchanged. Report checks actually executed, failures, relevant output and any untested integration. Explain the result, then commit my work and push it to my repository on gitlab.ciklum.net; if glab is also signed in to other GitLab hosts, make sure the push goes to gitlab.ciklum.net. Do not equate an unrun or skipped check with a pass.</w:t>
       </w:r>
     </w:p>
     <w:p>

--- a/L3 2026 Agentic Platform Instructor Materials/instructor-guides/06 Supervisor subagents and parallel coordination.docx
+++ b/L3 2026 Agentic Platform Instructor Materials/instructor-guides/06 Supervisor subagents and parallel coordination.docx
@@ -1045,7 +1045,7 @@
         <w:t xml:space="preserve">PROMPT </w:t>
       </w:r>
       <w:r>
-        <w:t>Prepare my learner project for Lesson 06. Open my project repository in my course GitLab group on gitlab.ciklum.net, cloning it into ~/agentic-course/my-platform if it is not there, and confirm it holds my completed lesson-05 work with all its checks passing. Update my read-only copy of the course repository in ~/agentic-course/course, cloning it from https://github.com/maxvpavlov/ciklum-innovate-l3-2026 if it is missing; its learner-kit folder is the course kit. Use the pinned Python 3.12 environment and the offline mock provider. Do not add this lesson's work yet. Report the project location, its current checkpoint, the test results and any missing prerequisites. Do not ask me to run terminal commands.</w:t>
+        <w:t>Prepare my learner project for Lesson 06. Open my project repository in my course GitLab group on gitlab.ciklum.net, cloning it into ~/agentic-course/my-platform if it is not there, and confirm it holds my completed lesson-05 work with all its checks passing. Update my read-only copy of the course repository in ~/agentic-course/course, cloning it from https://github.com/maxvpavlov/ciklum-innovate-l3-2026 if it is missing, and tell me the commit it was at before and after the update and which files under learner-kit/lessons/06 changed; its learner-kit folder is the course kit. Use the pinned Python 3.12 environment and the offline mock provider. Do not add this lesson's work yet. Report the project location, its current checkpoint, the test results and any missing prerequisites. Do not ask me to run terminal commands.</w:t>
       </w:r>
     </w:p>
     <w:p>

--- a/L3 2026 Agentic Platform Instructor Materials/instructor-guides/06 Supervisor subagents and parallel coordination.docx
+++ b/L3 2026 Agentic Platform Instructor Materials/instructor-guides/06 Supervisor subagents and parallel coordination.docx
@@ -1045,7 +1045,7 @@
         <w:t xml:space="preserve">PROMPT </w:t>
       </w:r>
       <w:r>
-        <w:t>Prepare my learner project for Lesson 06. Open my project repository in my course GitLab group on gitlab.ciklum.net, cloning it into ~/agentic-course/my-platform if it is not there, and confirm it holds my completed lesson-05 work with all its checks passing. Update my read-only copy of the course repository in ~/agentic-course/course, cloning it from https://github.com/maxvpavlov/ciklum-innovate-l3-2026 if it is missing, and tell me the commit it was at before and after the update and which files under learner-kit/lessons/06 changed; its learner-kit folder is the course kit. Use the pinned Python 3.12 environment and the offline mock provider. Do not add this lesson's work yet. Report the project location, its current checkpoint, the test results and any missing prerequisites. Do not ask me to run terminal commands.</w:t>
+        <w:t>Prepare my learner project for Lesson 06. Open my project repository in my course GitLab group on gitlab.ciklum.net, cloning it into ~/agentic-course/my-platform if it is not there, read its AGENTS.md first if it has one and follow it, and confirm it holds my completed lesson-05 work with all its checks passing. Update my read-only copy of the course repository in ~/agentic-course/course, cloning it from https://github.com/maxvpavlov/ciklum-innovate-l3-2026 if it is missing, and tell me the commit it was at before and after the update and which files under learner-kit/lessons/06 changed; its learner-kit folder is the course kit. Use the pinned Python 3.12 environment and the offline mock provider. Do not add this lesson's work yet. Report the project location, its current checkpoint, the test results and any missing prerequisites. Do not ask me to run terminal commands.</w:t>
       </w:r>
     </w:p>
     <w:p>
@@ -2407,7 +2407,7 @@
         <w:t xml:space="preserve">PROMPT </w:t>
       </w:r>
       <w:r>
-        <w:t>Verify my Lesson 06 implementation against its completion criteria. Update the checkpoint indicator in course/__init__.py to 6 only when the required capability is present. Run the full test suite, which includes the Lesson 06 check pack and every earlier lesson's tests, and then the Session 06 demonstration with python -m course.lab 6, all unchanged and using the offline provider (MODEL_PROVIDER unset or set to mock). Confirm that the passing count matches the one in the Lesson 06 check pack README. Keep the expected outcomes unchanged. Report checks actually executed, failures, relevant output and any untested integration. Explain the result, then commit my work and push it to my repository on gitlab.ciklum.net; if glab is also signed in to other GitLab hosts, make sure the push goes to gitlab.ciklum.net. Do not equate an unrun or skipped check with a pass.</w:t>
+        <w:t>Verify my Lesson 06 implementation against its completion criteria. Update the checkpoint indicator in course/__init__.py to 6 only when the required capability is present. Run the full test suite, which includes the Lesson 06 check pack and every earlier lesson's tests, and then the Session 06 demonstration with python -m course.lab 6, all unchanged and using the offline provider (MODEL_PROVIDER unset or set to mock). Confirm that the passing count matches the one in the Lesson 06 check pack README. Keep the expected outcomes unchanged. Report checks actually executed, failures, relevant output and any untested integration. Explain the result. When the checks pass, add this lesson's entry to the progress log in AGENTS.md: the checkpoint, the test result you observed and what the lesson added, named as in the Lesson 06 check pack README, and nothing you did not see. Then commit my work and push it to my repository on gitlab.ciklum.net; if glab is also signed in to other GitLab hosts, make sure the push goes to gitlab.ciklum.net. Do not equate an unrun or skipped check with a pass.</w:t>
       </w:r>
     </w:p>
     <w:p>
